--- a/HW11/Assignment 11-1.docx
+++ b/HW11/Assignment 11-1.docx
@@ -131,7 +131,7 @@
           <v:shape id="_x0000_s1026" type="#_x0000_t75" style="position:absolute;margin-left:189.75pt;margin-top:3pt;width:294pt;height:147.75pt;z-index:-251658752;mso-position-horizontal-relative:text;mso-position-vertical-relative:text">
             <v:imagedata r:id="rId8" o:title=""/>
           </v:shape>
-          <o:OLEObject Type="Embed" ProgID="Visio.Drawing.15" ShapeID="_x0000_s1026" DrawAspect="Content" ObjectID="_1837769885" r:id="rId9"/>
+          <o:OLEObject Type="Embed" ProgID="Visio.Drawing.15" ShapeID="_x0000_s1026" DrawAspect="Content" ObjectID="_1837775995" r:id="rId9"/>
         </w:object>
       </w:r>
       <w:r>
@@ -462,6 +462,54 @@
     </w:p>
     <w:p>
       <w:pPr>
+        <w:jc w:val="center"/>
+      </w:pPr>
+      <w:r>
+        <w:drawing>
+          <wp:inline distT="0" distB="0" distL="0" distR="0" wp14:anchorId="12073E93" wp14:editId="30D028BB">
+            <wp:extent cx="3657600" cy="3300871"/>
+            <wp:effectExtent l="0" t="0" r="0" b="0"/>
+            <wp:docPr id="1791038346" name="Picture 1"/>
+            <wp:cNvGraphicFramePr>
+              <a:graphicFrameLocks xmlns:a="http://schemas.openxmlformats.org/drawingml/2006/main" noChangeAspect="1"/>
+            </wp:cNvGraphicFramePr>
+            <a:graphic xmlns:a="http://schemas.openxmlformats.org/drawingml/2006/main">
+              <a:graphicData uri="http://schemas.openxmlformats.org/drawingml/2006/picture">
+                <pic:pic xmlns:pic="http://schemas.openxmlformats.org/drawingml/2006/picture">
+                  <pic:nvPicPr>
+                    <pic:cNvPr id="1791038346" name="Picture 1"/>
+                    <pic:cNvPicPr/>
+                  </pic:nvPicPr>
+                  <pic:blipFill>
+                    <a:blip r:embed="rId15">
+                      <a:extLst>
+                        <a:ext uri="{28A0092B-C50C-407E-A947-70E740481C1C}">
+                          <a14:useLocalDpi xmlns:a14="http://schemas.microsoft.com/office/drawing/2010/main" val="0"/>
+                        </a:ext>
+                      </a:extLst>
+                    </a:blip>
+                    <a:stretch>
+                      <a:fillRect/>
+                    </a:stretch>
+                  </pic:blipFill>
+                  <pic:spPr>
+                    <a:xfrm>
+                      <a:off x="0" y="0"/>
+                      <a:ext cx="3657600" cy="3300871"/>
+                    </a:xfrm>
+                    <a:prstGeom prst="rect">
+                      <a:avLst/>
+                    </a:prstGeom>
+                  </pic:spPr>
+                </pic:pic>
+              </a:graphicData>
+            </a:graphic>
+          </wp:inline>
+        </w:drawing>
+      </w:r>
+    </w:p>
+    <w:p>
+      <w:pPr>
         <w:pStyle w:val="ListParagraph"/>
         <w:numPr>
           <w:ilvl w:val="1"/>
@@ -474,6 +522,22 @@
     </w:p>
     <w:p>
       <w:pPr>
+        <w:ind w:left="1080"/>
+      </w:pPr>
+      <w:r>
+        <w:t>Inputs: RA0,RA1,RA2,RA3</w:t>
+      </w:r>
+    </w:p>
+    <w:p>
+      <w:pPr>
+        <w:ind w:left="1080"/>
+      </w:pPr>
+      <w:r>
+        <w:t>Outputs: RB0, RB1,RB2</w:t>
+      </w:r>
+    </w:p>
+    <w:p>
+      <w:pPr>
         <w:pStyle w:val="ListParagraph"/>
         <w:numPr>
           <w:ilvl w:val="1"/>
@@ -487,12 +551,172 @@
     <w:p>
       <w:pPr>
         <w:pStyle w:val="ListParagraph"/>
+        <w:ind w:left="1440"/>
+      </w:pPr>
+      <w:r>
+        <w:t>BOX_SIZE</w:t>
+      </w:r>
+      <w:r>
+        <w:t>: Detects the size of the box</w:t>
+      </w:r>
+    </w:p>
+    <w:p>
+      <w:pPr>
+        <w:pStyle w:val="ListParagraph"/>
+        <w:ind w:left="1440"/>
+      </w:pPr>
+      <w:r>
+        <w:t>ON_OFF</w:t>
+      </w:r>
+      <w:r>
+        <w:t>: Checks if power switch is on</w:t>
+      </w:r>
+    </w:p>
+    <w:p>
+      <w:pPr>
+        <w:pStyle w:val="ListParagraph"/>
+        <w:ind w:left="1440"/>
+      </w:pPr>
+      <w:r>
+        <w:t>MOTOR_ON: Turns motor on</w:t>
+      </w:r>
+    </w:p>
+    <w:p>
+      <w:pPr>
+        <w:pStyle w:val="ListParagraph"/>
+        <w:ind w:left="1440"/>
+      </w:pPr>
+      <w:r>
+        <w:t>MOTOR_OFF: Turns motor off</w:t>
+      </w:r>
+    </w:p>
+    <w:p>
+      <w:pPr>
+        <w:pStyle w:val="ListParagraph"/>
+        <w:ind w:left="1440"/>
+      </w:pPr>
+      <w:r>
+        <w:t>NO_BOX: Turns off all leds</w:t>
+      </w:r>
+    </w:p>
+    <w:p>
+      <w:pPr>
+        <w:pStyle w:val="ListParagraph"/>
+        <w:ind w:left="1440"/>
+      </w:pPr>
+      <w:r>
+        <w:t>SMALL_BOX</w:t>
+      </w:r>
+      <w:r>
+        <w:t>: Turns Aqua Led on and all others off when BOX_SIZE detects small box</w:t>
+      </w:r>
+    </w:p>
+    <w:p>
+      <w:pPr>
+        <w:pStyle w:val="ListParagraph"/>
+        <w:ind w:left="1440"/>
+      </w:pPr>
+      <w:r>
+        <w:t>MEDIUM_BOX</w:t>
+      </w:r>
+      <w:r>
+        <w:t xml:space="preserve">: </w:t>
+      </w:r>
+      <w:r>
+        <w:t xml:space="preserve">Turns </w:t>
+      </w:r>
+      <w:r>
+        <w:t xml:space="preserve">Pink </w:t>
+      </w:r>
+      <w:r>
+        <w:t>Led on and all others off</w:t>
+      </w:r>
+      <w:r>
+        <w:t xml:space="preserve"> </w:t>
+      </w:r>
+      <w:r>
+        <w:t xml:space="preserve">when BOX_SIZE detects </w:t>
+      </w:r>
+      <w:r>
+        <w:t>medium</w:t>
+      </w:r>
+      <w:r>
+        <w:t xml:space="preserve"> box</w:t>
+      </w:r>
+    </w:p>
+    <w:p>
+      <w:pPr>
+        <w:pStyle w:val="ListParagraph"/>
+        <w:ind w:left="1440"/>
+      </w:pPr>
+      <w:r>
+        <w:t>LARGE_BOX</w:t>
+      </w:r>
+      <w:r>
+        <w:t xml:space="preserve">: </w:t>
+      </w:r>
+      <w:r>
+        <w:t xml:space="preserve">Turns </w:t>
+      </w:r>
+      <w:r>
+        <w:t xml:space="preserve">Yellow </w:t>
+      </w:r>
+      <w:r>
+        <w:t>Led on and all others off</w:t>
+      </w:r>
+      <w:r>
+        <w:t xml:space="preserve"> </w:t>
+      </w:r>
+      <w:r>
+        <w:t xml:space="preserve">when BOX_SIZE detects </w:t>
+      </w:r>
+      <w:r>
+        <w:t>large</w:t>
+      </w:r>
+      <w:r>
+        <w:t xml:space="preserve"> box</w:t>
+      </w:r>
+    </w:p>
+    <w:p>
+      <w:pPr>
+        <w:pStyle w:val="ListParagraph"/>
+        <w:ind w:left="1440"/>
+      </w:pPr>
+    </w:p>
+    <w:p>
+      <w:pPr>
+        <w:pStyle w:val="ListParagraph"/>
+        <w:ind w:left="1440"/>
+      </w:pPr>
+    </w:p>
+    <w:p>
+      <w:pPr>
+        <w:pStyle w:val="ListParagraph"/>
+        <w:ind w:left="1440"/>
+      </w:pPr>
+    </w:p>
+    <w:p>
+      <w:pPr>
+        <w:pStyle w:val="ListParagraph"/>
+        <w:ind w:left="1440"/>
+      </w:pPr>
+    </w:p>
+    <w:p>
+      <w:pPr>
+        <w:pStyle w:val="ListParagraph"/>
+        <w:ind w:left="1440"/>
+      </w:pPr>
+    </w:p>
+    <w:p>
+      <w:pPr>
+        <w:pStyle w:val="ListParagraph"/>
         <w:numPr>
           <w:ilvl w:val="1"/>
           <w:numId w:val="1"/>
         </w:numPr>
       </w:pPr>
       <w:r>
+        <w:lastRenderedPageBreak/>
         <w:t xml:space="preserve">Draw the </w:t>
       </w:r>
       <w:r>
@@ -504,6 +728,107 @@
       <w:r>
         <w:t xml:space="preserve"> (for all subroutines and main program)</w:t>
       </w:r>
+    </w:p>
+    <w:p>
+      <w:r>
+        <w:drawing>
+          <wp:inline distT="0" distB="0" distL="0" distR="0" wp14:anchorId="1CAF1079" wp14:editId="57665800">
+            <wp:extent cx="6400800" cy="5018004"/>
+            <wp:effectExtent l="0" t="0" r="0" b="0"/>
+            <wp:docPr id="763183173" name="Picture 1"/>
+            <wp:cNvGraphicFramePr>
+              <a:graphicFrameLocks xmlns:a="http://schemas.openxmlformats.org/drawingml/2006/main" noChangeAspect="1"/>
+            </wp:cNvGraphicFramePr>
+            <a:graphic xmlns:a="http://schemas.openxmlformats.org/drawingml/2006/main">
+              <a:graphicData uri="http://schemas.openxmlformats.org/drawingml/2006/picture">
+                <pic:pic xmlns:pic="http://schemas.openxmlformats.org/drawingml/2006/picture">
+                  <pic:nvPicPr>
+                    <pic:cNvPr id="763183173" name=""/>
+                    <pic:cNvPicPr/>
+                  </pic:nvPicPr>
+                  <pic:blipFill>
+                    <a:blip r:embed="rId16">
+                      <a:extLst>
+                        <a:ext uri="{28A0092B-C50C-407E-A947-70E740481C1C}">
+                          <a14:useLocalDpi xmlns:a14="http://schemas.microsoft.com/office/drawing/2010/main" val="0"/>
+                        </a:ext>
+                      </a:extLst>
+                    </a:blip>
+                    <a:stretch>
+                      <a:fillRect/>
+                    </a:stretch>
+                  </pic:blipFill>
+                  <pic:spPr>
+                    <a:xfrm>
+                      <a:off x="0" y="0"/>
+                      <a:ext cx="6400800" cy="5018004"/>
+                    </a:xfrm>
+                    <a:prstGeom prst="rect">
+                      <a:avLst/>
+                    </a:prstGeom>
+                  </pic:spPr>
+                </pic:pic>
+              </a:graphicData>
+            </a:graphic>
+          </wp:inline>
+        </w:drawing>
+      </w:r>
+    </w:p>
+    <w:p>
+      <w:r>
+        <w:drawing>
+          <wp:inline distT="0" distB="0" distL="0" distR="0" wp14:anchorId="23976E4C" wp14:editId="3D48B8E0">
+            <wp:extent cx="6400800" cy="1985119"/>
+            <wp:effectExtent l="0" t="0" r="0" b="0"/>
+            <wp:docPr id="1370808985" name="Picture 1"/>
+            <wp:cNvGraphicFramePr>
+              <a:graphicFrameLocks xmlns:a="http://schemas.openxmlformats.org/drawingml/2006/main" noChangeAspect="1"/>
+            </wp:cNvGraphicFramePr>
+            <a:graphic xmlns:a="http://schemas.openxmlformats.org/drawingml/2006/main">
+              <a:graphicData uri="http://schemas.openxmlformats.org/drawingml/2006/picture">
+                <pic:pic xmlns:pic="http://schemas.openxmlformats.org/drawingml/2006/picture">
+                  <pic:nvPicPr>
+                    <pic:cNvPr id="1370808985" name="Picture 1"/>
+                    <pic:cNvPicPr/>
+                  </pic:nvPicPr>
+                  <pic:blipFill>
+                    <a:blip r:embed="rId17">
+                      <a:extLst>
+                        <a:ext uri="{28A0092B-C50C-407E-A947-70E740481C1C}">
+                          <a14:useLocalDpi xmlns:a14="http://schemas.microsoft.com/office/drawing/2010/main" val="0"/>
+                        </a:ext>
+                      </a:extLst>
+                    </a:blip>
+                    <a:stretch>
+                      <a:fillRect/>
+                    </a:stretch>
+                  </pic:blipFill>
+                  <pic:spPr>
+                    <a:xfrm>
+                      <a:off x="0" y="0"/>
+                      <a:ext cx="6400800" cy="1985119"/>
+                    </a:xfrm>
+                    <a:prstGeom prst="rect">
+                      <a:avLst/>
+                    </a:prstGeom>
+                  </pic:spPr>
+                </pic:pic>
+              </a:graphicData>
+            </a:graphic>
+          </wp:inline>
+        </w:drawing>
+      </w:r>
+    </w:p>
+    <w:p/>
+    <w:p/>
+    <w:p>
+      <w:pPr>
+        <w:pStyle w:val="ListParagraph"/>
+        <w:numPr>
+          <w:ilvl w:val="0"/>
+          <w:numId w:val="1"/>
+        </w:numPr>
+      </w:pPr>
     </w:p>
     <w:p>
       <w:pPr>
@@ -519,6 +844,260 @@
     </w:p>
     <w:p>
       <w:pPr>
+        <w:ind w:left="1440"/>
+      </w:pPr>
+      <w:r>
+        <w:drawing>
+          <wp:inline distT="0" distB="0" distL="0" distR="0" wp14:anchorId="5DA5B124" wp14:editId="388990DD">
+            <wp:extent cx="2057687" cy="1438476"/>
+            <wp:effectExtent l="0" t="0" r="0" b="9525"/>
+            <wp:docPr id="346817613" name="Picture 1"/>
+            <wp:cNvGraphicFramePr>
+              <a:graphicFrameLocks xmlns:a="http://schemas.openxmlformats.org/drawingml/2006/main" noChangeAspect="1"/>
+            </wp:cNvGraphicFramePr>
+            <a:graphic xmlns:a="http://schemas.openxmlformats.org/drawingml/2006/main">
+              <a:graphicData uri="http://schemas.openxmlformats.org/drawingml/2006/picture">
+                <pic:pic xmlns:pic="http://schemas.openxmlformats.org/drawingml/2006/picture">
+                  <pic:nvPicPr>
+                    <pic:cNvPr id="346817613" name=""/>
+                    <pic:cNvPicPr/>
+                  </pic:nvPicPr>
+                  <pic:blipFill>
+                    <a:blip r:embed="rId18"/>
+                    <a:stretch>
+                      <a:fillRect/>
+                    </a:stretch>
+                  </pic:blipFill>
+                  <pic:spPr>
+                    <a:xfrm>
+                      <a:off x="0" y="0"/>
+                      <a:ext cx="2057687" cy="1438476"/>
+                    </a:xfrm>
+                    <a:prstGeom prst="rect">
+                      <a:avLst/>
+                    </a:prstGeom>
+                  </pic:spPr>
+                </pic:pic>
+              </a:graphicData>
+            </a:graphic>
+          </wp:inline>
+        </w:drawing>
+      </w:r>
+    </w:p>
+    <w:p>
+      <w:pPr>
+        <w:ind w:left="1440"/>
+      </w:pPr>
+      <w:r>
+        <w:drawing>
+          <wp:inline distT="0" distB="0" distL="0" distR="0" wp14:anchorId="1A65BBF9" wp14:editId="4BE8F75A">
+            <wp:extent cx="1895740" cy="1581371"/>
+            <wp:effectExtent l="0" t="0" r="9525" b="0"/>
+            <wp:docPr id="208767133" name="Picture 1"/>
+            <wp:cNvGraphicFramePr>
+              <a:graphicFrameLocks xmlns:a="http://schemas.openxmlformats.org/drawingml/2006/main" noChangeAspect="1"/>
+            </wp:cNvGraphicFramePr>
+            <a:graphic xmlns:a="http://schemas.openxmlformats.org/drawingml/2006/main">
+              <a:graphicData uri="http://schemas.openxmlformats.org/drawingml/2006/picture">
+                <pic:pic xmlns:pic="http://schemas.openxmlformats.org/drawingml/2006/picture">
+                  <pic:nvPicPr>
+                    <pic:cNvPr id="208767133" name=""/>
+                    <pic:cNvPicPr/>
+                  </pic:nvPicPr>
+                  <pic:blipFill>
+                    <a:blip r:embed="rId19"/>
+                    <a:stretch>
+                      <a:fillRect/>
+                    </a:stretch>
+                  </pic:blipFill>
+                  <pic:spPr>
+                    <a:xfrm>
+                      <a:off x="0" y="0"/>
+                      <a:ext cx="1895740" cy="1581371"/>
+                    </a:xfrm>
+                    <a:prstGeom prst="rect">
+                      <a:avLst/>
+                    </a:prstGeom>
+                  </pic:spPr>
+                </pic:pic>
+              </a:graphicData>
+            </a:graphic>
+          </wp:inline>
+        </w:drawing>
+      </w:r>
+    </w:p>
+    <w:p>
+      <w:pPr>
+        <w:ind w:left="1440"/>
+      </w:pPr>
+      <w:r>
+        <w:drawing>
+          <wp:inline distT="0" distB="0" distL="0" distR="0" wp14:anchorId="7DF57A74" wp14:editId="4D67A19D">
+            <wp:extent cx="1819529" cy="981212"/>
+            <wp:effectExtent l="0" t="0" r="9525" b="9525"/>
+            <wp:docPr id="147295389" name="Picture 1"/>
+            <wp:cNvGraphicFramePr>
+              <a:graphicFrameLocks xmlns:a="http://schemas.openxmlformats.org/drawingml/2006/main" noChangeAspect="1"/>
+            </wp:cNvGraphicFramePr>
+            <a:graphic xmlns:a="http://schemas.openxmlformats.org/drawingml/2006/main">
+              <a:graphicData uri="http://schemas.openxmlformats.org/drawingml/2006/picture">
+                <pic:pic xmlns:pic="http://schemas.openxmlformats.org/drawingml/2006/picture">
+                  <pic:nvPicPr>
+                    <pic:cNvPr id="147295389" name=""/>
+                    <pic:cNvPicPr/>
+                  </pic:nvPicPr>
+                  <pic:blipFill>
+                    <a:blip r:embed="rId20"/>
+                    <a:stretch>
+                      <a:fillRect/>
+                    </a:stretch>
+                  </pic:blipFill>
+                  <pic:spPr>
+                    <a:xfrm>
+                      <a:off x="0" y="0"/>
+                      <a:ext cx="1819529" cy="981212"/>
+                    </a:xfrm>
+                    <a:prstGeom prst="rect">
+                      <a:avLst/>
+                    </a:prstGeom>
+                  </pic:spPr>
+                </pic:pic>
+              </a:graphicData>
+            </a:graphic>
+          </wp:inline>
+        </w:drawing>
+      </w:r>
+    </w:p>
+    <w:p>
+      <w:pPr>
+        <w:ind w:left="1440"/>
+      </w:pPr>
+      <w:r>
+        <w:drawing>
+          <wp:inline distT="0" distB="0" distL="0" distR="0" wp14:anchorId="1E5FCFBF" wp14:editId="5CB198AB">
+            <wp:extent cx="1810003" cy="838317"/>
+            <wp:effectExtent l="0" t="0" r="0" b="0"/>
+            <wp:docPr id="1161060092" name="Picture 1"/>
+            <wp:cNvGraphicFramePr>
+              <a:graphicFrameLocks xmlns:a="http://schemas.openxmlformats.org/drawingml/2006/main" noChangeAspect="1"/>
+            </wp:cNvGraphicFramePr>
+            <a:graphic xmlns:a="http://schemas.openxmlformats.org/drawingml/2006/main">
+              <a:graphicData uri="http://schemas.openxmlformats.org/drawingml/2006/picture">
+                <pic:pic xmlns:pic="http://schemas.openxmlformats.org/drawingml/2006/picture">
+                  <pic:nvPicPr>
+                    <pic:cNvPr id="1161060092" name=""/>
+                    <pic:cNvPicPr/>
+                  </pic:nvPicPr>
+                  <pic:blipFill>
+                    <a:blip r:embed="rId21"/>
+                    <a:stretch>
+                      <a:fillRect/>
+                    </a:stretch>
+                  </pic:blipFill>
+                  <pic:spPr>
+                    <a:xfrm>
+                      <a:off x="0" y="0"/>
+                      <a:ext cx="1810003" cy="838317"/>
+                    </a:xfrm>
+                    <a:prstGeom prst="rect">
+                      <a:avLst/>
+                    </a:prstGeom>
+                  </pic:spPr>
+                </pic:pic>
+              </a:graphicData>
+            </a:graphic>
+          </wp:inline>
+        </w:drawing>
+      </w:r>
+    </w:p>
+    <w:p>
+      <w:pPr>
+        <w:ind w:left="1440"/>
+      </w:pPr>
+      <w:r>
+        <w:lastRenderedPageBreak/>
+        <w:drawing>
+          <wp:inline distT="0" distB="0" distL="0" distR="0" wp14:anchorId="392D930A" wp14:editId="246EA7D3">
+            <wp:extent cx="2133898" cy="3677163"/>
+            <wp:effectExtent l="0" t="0" r="0" b="0"/>
+            <wp:docPr id="2081360256" name="Picture 1"/>
+            <wp:cNvGraphicFramePr>
+              <a:graphicFrameLocks xmlns:a="http://schemas.openxmlformats.org/drawingml/2006/main" noChangeAspect="1"/>
+            </wp:cNvGraphicFramePr>
+            <a:graphic xmlns:a="http://schemas.openxmlformats.org/drawingml/2006/main">
+              <a:graphicData uri="http://schemas.openxmlformats.org/drawingml/2006/picture">
+                <pic:pic xmlns:pic="http://schemas.openxmlformats.org/drawingml/2006/picture">
+                  <pic:nvPicPr>
+                    <pic:cNvPr id="2081360256" name=""/>
+                    <pic:cNvPicPr/>
+                  </pic:nvPicPr>
+                  <pic:blipFill>
+                    <a:blip r:embed="rId22"/>
+                    <a:stretch>
+                      <a:fillRect/>
+                    </a:stretch>
+                  </pic:blipFill>
+                  <pic:spPr>
+                    <a:xfrm>
+                      <a:off x="0" y="0"/>
+                      <a:ext cx="2133898" cy="3677163"/>
+                    </a:xfrm>
+                    <a:prstGeom prst="rect">
+                      <a:avLst/>
+                    </a:prstGeom>
+                  </pic:spPr>
+                </pic:pic>
+              </a:graphicData>
+            </a:graphic>
+          </wp:inline>
+        </w:drawing>
+      </w:r>
+    </w:p>
+    <w:p>
+      <w:pPr>
+        <w:ind w:left="1440"/>
+      </w:pPr>
+      <w:r>
+        <w:lastRenderedPageBreak/>
+        <w:drawing>
+          <wp:inline distT="0" distB="0" distL="0" distR="0" wp14:anchorId="6C4049DF" wp14:editId="795EE5CC">
+            <wp:extent cx="1848108" cy="4639322"/>
+            <wp:effectExtent l="0" t="0" r="0" b="0"/>
+            <wp:docPr id="1226478954" name="Picture 1"/>
+            <wp:cNvGraphicFramePr>
+              <a:graphicFrameLocks xmlns:a="http://schemas.openxmlformats.org/drawingml/2006/main" noChangeAspect="1"/>
+            </wp:cNvGraphicFramePr>
+            <a:graphic xmlns:a="http://schemas.openxmlformats.org/drawingml/2006/main">
+              <a:graphicData uri="http://schemas.openxmlformats.org/drawingml/2006/picture">
+                <pic:pic xmlns:pic="http://schemas.openxmlformats.org/drawingml/2006/picture">
+                  <pic:nvPicPr>
+                    <pic:cNvPr id="1226478954" name=""/>
+                    <pic:cNvPicPr/>
+                  </pic:nvPicPr>
+                  <pic:blipFill>
+                    <a:blip r:embed="rId23"/>
+                    <a:stretch>
+                      <a:fillRect/>
+                    </a:stretch>
+                  </pic:blipFill>
+                  <pic:spPr>
+                    <a:xfrm>
+                      <a:off x="0" y="0"/>
+                      <a:ext cx="1848108" cy="4639322"/>
+                    </a:xfrm>
+                    <a:prstGeom prst="rect">
+                      <a:avLst/>
+                    </a:prstGeom>
+                  </pic:spPr>
+                </pic:pic>
+              </a:graphicData>
+            </a:graphic>
+          </wp:inline>
+        </w:drawing>
+      </w:r>
+    </w:p>
+    <w:p>
+      <w:pPr>
         <w:pStyle w:val="ListParagraph"/>
         <w:numPr>
           <w:ilvl w:val="1"/>
@@ -541,11 +1120,48 @@
         <w:ind w:left="1440"/>
       </w:pPr>
       <w:r>
+        <w:drawing>
+          <wp:inline distT="0" distB="0" distL="0" distR="0" wp14:anchorId="6BC857DF" wp14:editId="7FE0046A">
+            <wp:extent cx="1848108" cy="1228896"/>
+            <wp:effectExtent l="0" t="0" r="0" b="0"/>
+            <wp:docPr id="1783516114" name="Picture 1"/>
+            <wp:cNvGraphicFramePr>
+              <a:graphicFrameLocks xmlns:a="http://schemas.openxmlformats.org/drawingml/2006/main" noChangeAspect="1"/>
+            </wp:cNvGraphicFramePr>
+            <a:graphic xmlns:a="http://schemas.openxmlformats.org/drawingml/2006/main">
+              <a:graphicData uri="http://schemas.openxmlformats.org/drawingml/2006/picture">
+                <pic:pic xmlns:pic="http://schemas.openxmlformats.org/drawingml/2006/picture">
+                  <pic:nvPicPr>
+                    <pic:cNvPr id="1783516114" name=""/>
+                    <pic:cNvPicPr/>
+                  </pic:nvPicPr>
+                  <pic:blipFill>
+                    <a:blip r:embed="rId24"/>
+                    <a:stretch>
+                      <a:fillRect/>
+                    </a:stretch>
+                  </pic:blipFill>
+                  <pic:spPr>
+                    <a:xfrm>
+                      <a:off x="0" y="0"/>
+                      <a:ext cx="1848108" cy="1228896"/>
+                    </a:xfrm>
+                    <a:prstGeom prst="rect">
+                      <a:avLst/>
+                    </a:prstGeom>
+                  </pic:spPr>
+                </pic:pic>
+              </a:graphicData>
+            </a:graphic>
+          </wp:inline>
+        </w:drawing>
+      </w:r>
+      <w:r>
         <w:br/>
       </w:r>
     </w:p>
     <w:sectPr>
-      <w:headerReference w:type="default" r:id="rId15"/>
+      <w:headerReference w:type="default" r:id="rId25"/>
       <w:pgSz w:w="12240" w:h="15840"/>
       <w:pgMar w:top="1440" w:right="1440" w:bottom="1440" w:left="1440" w:header="720" w:footer="720" w:gutter="0"/>
       <w:cols w:space="720"/>

--- a/HW11/Assignment 11-1.docx
+++ b/HW11/Assignment 11-1.docx
@@ -4,7 +4,15 @@
   <w:body>
     <w:p>
       <w:r>
-        <w:t xml:space="preserve">The following is a conveyor belt system that is used for placing a labels on packages.  A logic one (SET) signal will allow relay to energize the motor with a 12 V source.  You are also given a few </w:t>
+        <w:t xml:space="preserve">The following is a conveyor belt system that is used for placing a </w:t>
+      </w:r>
+      <w:proofErr w:type="gramStart"/>
+      <w:r>
+        <w:t>labels</w:t>
+      </w:r>
+      <w:proofErr w:type="gramEnd"/>
+      <w:r>
+        <w:t xml:space="preserve"> on packages.  A logic one (SET) signal will allow relay to energize the motor with a 12 V source.  You are also given a few </w:t>
       </w:r>
       <w:r>
         <w:t>IR Break Beam Sensor</w:t>
@@ -131,7 +139,7 @@
           <v:shape id="_x0000_s1026" type="#_x0000_t75" style="position:absolute;margin-left:189.75pt;margin-top:3pt;width:294pt;height:147.75pt;z-index:-251658752;mso-position-horizontal-relative:text;mso-position-vertical-relative:text">
             <v:imagedata r:id="rId8" o:title=""/>
           </v:shape>
-          <o:OLEObject Type="Embed" ProgID="Visio.Drawing.15" ShapeID="_x0000_s1026" DrawAspect="Content" ObjectID="_1837775995" r:id="rId9"/>
+          <o:OLEObject Type="Embed" ProgID="Visio.Drawing.15" ShapeID="_x0000_s1026" DrawAspect="Content" ObjectID="_1837776213" r:id="rId9"/>
         </w:object>
       </w:r>
       <w:r>
@@ -433,7 +441,15 @@
         <w:t xml:space="preserve">Design a labeling system based on a PIC16F84A that </w:t>
       </w:r>
       <w:r>
-        <w:t>detects 3 different size of boxes on the conveyor belt and</w:t>
+        <w:t xml:space="preserve">detects 3 different </w:t>
+      </w:r>
+      <w:proofErr w:type="gramStart"/>
+      <w:r>
+        <w:t>size</w:t>
+      </w:r>
+      <w:proofErr w:type="gramEnd"/>
+      <w:r>
+        <w:t xml:space="preserve"> of boxes on the conveyor belt and</w:t>
       </w:r>
       <w:r>
         <w:t xml:space="preserve"> place</w:t>
@@ -465,9 +481,12 @@
         <w:jc w:val="center"/>
       </w:pPr>
       <w:r>
+        <w:rPr>
+          <w:noProof/>
+        </w:rPr>
         <w:drawing>
-          <wp:inline distT="0" distB="0" distL="0" distR="0" wp14:anchorId="12073E93" wp14:editId="30D028BB">
-            <wp:extent cx="3657600" cy="3300871"/>
+          <wp:inline distT="0" distB="0" distL="0" distR="0" wp14:anchorId="12073E93" wp14:editId="64E2BFB8">
+            <wp:extent cx="5486400" cy="3640246"/>
             <wp:effectExtent l="0" t="0" r="0" b="0"/>
             <wp:docPr id="1791038346" name="Picture 1"/>
             <wp:cNvGraphicFramePr>
@@ -481,7 +500,7 @@
                     <pic:cNvPicPr/>
                   </pic:nvPicPr>
                   <pic:blipFill>
-                    <a:blip r:embed="rId15">
+                    <a:blip r:embed="rId15" cstate="print">
                       <a:extLst>
                         <a:ext uri="{28A0092B-C50C-407E-A947-70E740481C1C}">
                           <a14:useLocalDpi xmlns:a14="http://schemas.microsoft.com/office/drawing/2010/main" val="0"/>
@@ -495,7 +514,7 @@
                   <pic:spPr>
                     <a:xfrm>
                       <a:off x="0" y="0"/>
-                      <a:ext cx="3657600" cy="3300871"/>
+                      <a:ext cx="5486400" cy="3640246"/>
                     </a:xfrm>
                     <a:prstGeom prst="rect">
                       <a:avLst/>
@@ -596,8 +615,13 @@
         <w:ind w:left="1440"/>
       </w:pPr>
       <w:r>
-        <w:t>NO_BOX: Turns off all leds</w:t>
-      </w:r>
+        <w:t xml:space="preserve">NO_BOX: Turns off all </w:t>
+      </w:r>
+      <w:proofErr w:type="spellStart"/>
+      <w:r>
+        <w:t>leds</w:t>
+      </w:r>
+      <w:proofErr w:type="spellEnd"/>
     </w:p>
     <w:p>
       <w:pPr>
@@ -620,28 +644,7 @@
         <w:t>MEDIUM_BOX</w:t>
       </w:r>
       <w:r>
-        <w:t xml:space="preserve">: </w:t>
-      </w:r>
-      <w:r>
-        <w:t xml:space="preserve">Turns </w:t>
-      </w:r>
-      <w:r>
-        <w:t xml:space="preserve">Pink </w:t>
-      </w:r>
-      <w:r>
-        <w:t>Led on and all others off</w:t>
-      </w:r>
-      <w:r>
-        <w:t xml:space="preserve"> </w:t>
-      </w:r>
-      <w:r>
-        <w:t xml:space="preserve">when BOX_SIZE detects </w:t>
-      </w:r>
-      <w:r>
-        <w:t>medium</w:t>
-      </w:r>
-      <w:r>
-        <w:t xml:space="preserve"> box</w:t>
+        <w:t>: Turns Pink Led on and all others off when BOX_SIZE detects medium box</w:t>
       </w:r>
     </w:p>
     <w:p>
@@ -653,28 +656,7 @@
         <w:t>LARGE_BOX</w:t>
       </w:r>
       <w:r>
-        <w:t xml:space="preserve">: </w:t>
-      </w:r>
-      <w:r>
-        <w:t xml:space="preserve">Turns </w:t>
-      </w:r>
-      <w:r>
-        <w:t xml:space="preserve">Yellow </w:t>
-      </w:r>
-      <w:r>
-        <w:t>Led on and all others off</w:t>
-      </w:r>
-      <w:r>
-        <w:t xml:space="preserve"> </w:t>
-      </w:r>
-      <w:r>
-        <w:t xml:space="preserve">when BOX_SIZE detects </w:t>
-      </w:r>
-      <w:r>
-        <w:t>large</w:t>
-      </w:r>
-      <w:r>
-        <w:t xml:space="preserve"> box</w:t>
+        <w:t>: Turns Yellow Led on and all others off when BOX_SIZE detects large box</w:t>
       </w:r>
     </w:p>
     <w:p>
@@ -716,7 +698,6 @@
         </w:numPr>
       </w:pPr>
       <w:r>
-        <w:lastRenderedPageBreak/>
         <w:t xml:space="preserve">Draw the </w:t>
       </w:r>
       <w:r>
@@ -726,11 +707,22 @@
         <w:t xml:space="preserve"> of the software for your design</w:t>
       </w:r>
       <w:r>
-        <w:t xml:space="preserve"> (for all subroutines and main program)</w:t>
-      </w:r>
-    </w:p>
-    <w:p>
-      <w:r>
+        <w:t xml:space="preserve"> (for all subroutines and main </w:t>
+      </w:r>
+      <w:proofErr w:type="gramStart"/>
+      <w:r>
+        <w:t>program</w:t>
+      </w:r>
+      <w:proofErr w:type="gramEnd"/>
+      <w:r>
+        <w:t>)</w:t>
+      </w:r>
+    </w:p>
+    <w:p>
+      <w:r>
+        <w:rPr>
+          <w:noProof/>
+        </w:rPr>
         <w:drawing>
           <wp:inline distT="0" distB="0" distL="0" distR="0" wp14:anchorId="1CAF1079" wp14:editId="57665800">
             <wp:extent cx="6400800" cy="5018004"/>
@@ -776,6 +768,9 @@
     </w:p>
     <w:p>
       <w:r>
+        <w:rPr>
+          <w:noProof/>
+        </w:rPr>
         <w:drawing>
           <wp:inline distT="0" distB="0" distL="0" distR="0" wp14:anchorId="23976E4C" wp14:editId="3D48B8E0">
             <wp:extent cx="6400800" cy="1985119"/>
@@ -847,6 +842,9 @@
         <w:ind w:left="1440"/>
       </w:pPr>
       <w:r>
+        <w:rPr>
+          <w:noProof/>
+        </w:rPr>
         <w:drawing>
           <wp:inline distT="0" distB="0" distL="0" distR="0" wp14:anchorId="5DA5B124" wp14:editId="388990DD">
             <wp:extent cx="2057687" cy="1438476"/>
@@ -889,6 +887,9 @@
         <w:ind w:left="1440"/>
       </w:pPr>
       <w:r>
+        <w:rPr>
+          <w:noProof/>
+        </w:rPr>
         <w:drawing>
           <wp:inline distT="0" distB="0" distL="0" distR="0" wp14:anchorId="1A65BBF9" wp14:editId="4BE8F75A">
             <wp:extent cx="1895740" cy="1581371"/>
@@ -931,6 +932,9 @@
         <w:ind w:left="1440"/>
       </w:pPr>
       <w:r>
+        <w:rPr>
+          <w:noProof/>
+        </w:rPr>
         <w:drawing>
           <wp:inline distT="0" distB="0" distL="0" distR="0" wp14:anchorId="7DF57A74" wp14:editId="4D67A19D">
             <wp:extent cx="1819529" cy="981212"/>
@@ -973,6 +977,9 @@
         <w:ind w:left="1440"/>
       </w:pPr>
       <w:r>
+        <w:rPr>
+          <w:noProof/>
+        </w:rPr>
         <w:drawing>
           <wp:inline distT="0" distB="0" distL="0" distR="0" wp14:anchorId="1E5FCFBF" wp14:editId="5CB198AB">
             <wp:extent cx="1810003" cy="838317"/>
@@ -1015,6 +1022,9 @@
         <w:ind w:left="1440"/>
       </w:pPr>
       <w:r>
+        <w:rPr>
+          <w:noProof/>
+        </w:rPr>
         <w:lastRenderedPageBreak/>
         <w:drawing>
           <wp:inline distT="0" distB="0" distL="0" distR="0" wp14:anchorId="392D930A" wp14:editId="246EA7D3">
@@ -1058,6 +1068,9 @@
         <w:ind w:left="1440"/>
       </w:pPr>
       <w:r>
+        <w:rPr>
+          <w:noProof/>
+        </w:rPr>
         <w:lastRenderedPageBreak/>
         <w:drawing>
           <wp:inline distT="0" distB="0" distL="0" distR="0" wp14:anchorId="6C4049DF" wp14:editId="795EE5CC">
@@ -1120,6 +1133,9 @@
         <w:ind w:left="1440"/>
       </w:pPr>
       <w:r>
+        <w:rPr>
+          <w:noProof/>
+        </w:rPr>
         <w:drawing>
           <wp:inline distT="0" distB="0" distL="0" distR="0" wp14:anchorId="6BC857DF" wp14:editId="7FE0046A">
             <wp:extent cx="1848108" cy="1228896"/>

--- a/HW11/Assignment 11-1.docx
+++ b/HW11/Assignment 11-1.docx
@@ -139,7 +139,7 @@
           <v:shape id="_x0000_s1026" type="#_x0000_t75" style="position:absolute;margin-left:189.75pt;margin-top:3pt;width:294pt;height:147.75pt;z-index:-251658752;mso-position-horizontal-relative:text;mso-position-vertical-relative:text">
             <v:imagedata r:id="rId8" o:title=""/>
           </v:shape>
-          <o:OLEObject Type="Embed" ProgID="Visio.Drawing.15" ShapeID="_x0000_s1026" DrawAspect="Content" ObjectID="_1837776213" r:id="rId9"/>
+          <o:OLEObject Type="Embed" ProgID="Visio.Drawing.15" ShapeID="_x0000_s1026" DrawAspect="Content" ObjectID="_1837925001" r:id="rId9"/>
         </w:object>
       </w:r>
       <w:r>
